--- a/courts/eleventh-circuit/florida/federal/middle-district/complaint/usage/OUTPUT-complaint.docx
+++ b/courts/eleventh-circuit/florida/federal/middle-district/complaint/usage/OUTPUT-complaint.docx
@@ -11919,10 +11919,8 @@
     <w:name w:val="heading 1"/>
     <w:basedOn w:val="Normal"/>
     <w:next w:val="BodyText"/>
-    <w:link w:val="Heading1Char"/>
     <w:uiPriority w:val="9"/>
     <w:qFormat/>
-    <w:rsid w:val="00A10FD9"/>
     <w:pPr>
       <w:keepNext/>
       <w:keepLines/>
@@ -11935,7 +11933,6 @@
       <w:rFonts w:ascii="Times New Roman" w:hAnsi="Times New Roman" w:eastAsia="Times New Roman" w:cs="Times New Roman"/>
       <w:b/>
       <w:bCs/>
-      <w:caps/>
       <w:color w:val="000000"/>
       <w:sz w:val="28"/>
       <w:szCs w:val="28"/>
